--- a/outputs/academic_solved/docx/NPTEL-DSA-W5.docx
+++ b/outputs/academic_solved/docx/NPTEL-DSA-W5.docx
@@ -217,6 +217,14 @@
         <w:br/>
         <w:t>- **Mathematical Rationale:** In a max-heap of 10 elements, the minimum element must reside in one of the leaf nodes (indices floor(n/2) to n-1, i.e., indices 5 to 9 = 5 leaves). Finding the minimum among 5 leaves requires 4 comparisons.</w:t>
         <w:br/>
+        <w:br/>
+        <w:br/>
+        <w:br/>
+        <w:t>---</w:t>
+        <w:br/>
+        <w:t>Submitted by: RAM CHARAN VANGA (RA2511027010164)</w:t>
+        <w:br/>
+        <w:t>Department of Computer Science &amp; Engineering (Big Data Analytics)</w:t>
         <w:br/>
       </w:r>
     </w:p>
